--- a/Analisis_diseño_solucion.docx
+++ b/Analisis_diseño_solucion.docx
@@ -37,7 +37,63 @@
         <w:t>Posteriormente, se determinan los equipos clasificados y se simulan las fases eliminatorias hasta obtener un campeón. Finalmente, el sistema genera estadísticas globales del torneo y mide el consumo de recursos, garantizando la eficiencia de la solución.</w:t>
       </w:r>
     </w:p>
-    <w:p/>
+    <w:p>
+      <w:pPr>
+        <w:rPr>
+          <w:b/>
+          <w:bCs/>
+        </w:rPr>
+      </w:pPr>
+      <w:r>
+        <w:rPr>
+          <w:b/>
+          <w:bCs/>
+        </w:rPr>
+        <w:t>Diagrama de clase inicial:</w:t>
+      </w:r>
+    </w:p>
+    <w:p>
+      <w:pPr>
+        <w:jc w:val="center"/>
+      </w:pPr>
+      <w:r>
+        <w:drawing>
+          <wp:inline distT="0" distB="0" distL="0" distR="0" wp14:anchorId="5CA9CCFB" wp14:editId="3AE9EFAF">
+            <wp:extent cx="4084320" cy="4087555"/>
+            <wp:effectExtent l="0" t="0" r="0" b="8255"/>
+            <wp:docPr id="386319419" name="Imagen 1"/>
+            <wp:cNvGraphicFramePr>
+              <a:graphicFrameLocks xmlns:a="http://schemas.openxmlformats.org/drawingml/2006/main" noChangeAspect="1"/>
+            </wp:cNvGraphicFramePr>
+            <a:graphic xmlns:a="http://schemas.openxmlformats.org/drawingml/2006/main">
+              <a:graphicData uri="http://schemas.openxmlformats.org/drawingml/2006/picture">
+                <pic:pic xmlns:pic="http://schemas.openxmlformats.org/drawingml/2006/picture">
+                  <pic:nvPicPr>
+                    <pic:cNvPr id="386319419" name=""/>
+                    <pic:cNvPicPr/>
+                  </pic:nvPicPr>
+                  <pic:blipFill>
+                    <a:blip r:embed="rId4"/>
+                    <a:stretch>
+                      <a:fillRect/>
+                    </a:stretch>
+                  </pic:blipFill>
+                  <pic:spPr>
+                    <a:xfrm>
+                      <a:off x="0" y="0"/>
+                      <a:ext cx="4088863" cy="4092102"/>
+                    </a:xfrm>
+                    <a:prstGeom prst="rect">
+                      <a:avLst/>
+                    </a:prstGeom>
+                  </pic:spPr>
+                </pic:pic>
+              </a:graphicData>
+            </a:graphic>
+          </wp:inline>
+        </w:drawing>
+      </w:r>
+    </w:p>
     <w:sectPr>
       <w:pgSz w:w="12240" w:h="15840"/>
       <w:pgMar w:top="1417" w:right="1701" w:bottom="1417" w:left="1701" w:header="708" w:footer="708" w:gutter="0"/>
@@ -651,6 +707,7 @@
   <w:style w:type="character" w:default="1" w:styleId="Fuentedeprrafopredeter">
     <w:name w:val="Default Paragraph Font"/>
     <w:uiPriority w:val="1"/>
+    <w:semiHidden/>
     <w:unhideWhenUsed/>
   </w:style>
   <w:style w:type="table" w:default="1" w:styleId="Tablanormal">
